--- a/Revised_KB_Documents/Supervisor_Target_Articles/Software and Applications/Microsoft Shared Bookings.docx
+++ b/Revised_KB_Documents/Supervisor_Target_Articles/Software and Applications/Microsoft Shared Bookings.docx
@@ -303,24 +303,15 @@
         <w:pStyle w:val="ListNumber"/>
         <w:spacing w:line="276" w:lineRule="auto" w:after="80"/>
       </w:pPr>
-      <w:r>
-        <w:rPr>
-          <w:rFonts w:ascii="Calibri" w:hAnsi="Calibri"/>
-          <w:b/>
-          <w:i w:val="0"/>
-          <w:sz w:val="22"/>
-        </w:rPr>
-        <w:t>Sign in</w:t>
-      </w:r>
-      <w:r>
-        <w:rPr>
-          <w:rFonts w:ascii="Calibri" w:hAnsi="Calibri"/>
-          <w:b w:val="0"/>
-          <w:i w:val="0"/>
-          <w:sz w:val="22"/>
-        </w:rPr>
-        <w:t xml:space="preserve"> at: https://www.smsu.edu/email/index.html</w:t>
-      </w:r>
+      <w:hyperlink r:id="rId11">
+        <w:r>
+          <w:rPr>
+            <w:color w:val="0000FF"/>
+            <w:u w:val="single"/>
+          </w:rPr>
+          <w:t>Sign in at</w:t>
+        </w:r>
+      </w:hyperlink>
     </w:p>
     <w:p>
       <w:pPr>
